--- a/dosyalar/calisma-kagitlari/6-sinif/arapca-6-2-calisma-kagidi.docx
+++ b/dosyalar/calisma-kagitlari/6-sinif/arapca-6-2-calisma-kagidi.docx
@@ -1344,7 +1344,7 @@
                 <w:szCs w:val="28"/>
                 <w:rtl/>
               </w:rPr>
-              <w:t xml:space="preserve">رِجْلٌ</w:t>
+              <w:t xml:space="preserve">قَدَمٌ</w:t>
             </w:r>
           </w:p>
         </w:tc>
@@ -1884,7 +1884,7 @@
                 <w:szCs w:val="30"/>
                 <w:rtl/>
               </w:rPr>
-              <w:t xml:space="preserve">قَلْبٌ</w:t>
+              <w:t xml:space="preserve">عُضْوٌ</w:t>
             </w:r>
           </w:p>
         </w:tc>
@@ -2076,7 +2076,7 @@
                 <w:szCs w:val="30"/>
                 <w:rtl/>
               </w:rPr>
-              <w:t xml:space="preserve">إِصْبَعٌ</w:t>
+              <w:t xml:space="preserve">أَعْضَاءٌ</w:t>
             </w:r>
           </w:p>
         </w:tc>
@@ -2268,7 +2268,7 @@
                 <w:szCs w:val="30"/>
                 <w:rtl/>
               </w:rPr>
-              <w:t xml:space="preserve">سِنٌّ</w:t>
+              <w:t xml:space="preserve">جِسْمٌ</w:t>
             </w:r>
           </w:p>
         </w:tc>
@@ -2563,7 +2563,7 @@
                 <w:szCs w:val="30"/>
                 <w:rtl/>
               </w:rPr>
-              <w:t xml:space="preserve">أَنْظُرُ بِعَيْنَيَّ وَأَسْمَعُ بِأُذُنَيَّ وَأَتَكَلَّمُ بِفَمِي.</w:t>
+              <w:t xml:space="preserve">أَرَى بِعَيْنِي وَأَسْمَعُ بِأُذُنِي وَأَشُمُّ بِأَنْفِي.</w:t>
             </w:r>
           </w:p>
           <w:p>
@@ -2581,7 +2581,7 @@
                 <w:szCs w:val="30"/>
                 <w:rtl/>
               </w:rPr>
-              <w:t xml:space="preserve">لِي يَدَانِ وَرِجْلَانِ. أَحْمَدُ اللَّهَ عَلَى نِعَمِهِ.</w:t>
+              <w:t xml:space="preserve">أَلْمَسُ بِيَدِي وَأَمْشِي بِقَدَمِي. أَنَا سَعِيدٌ الْيَوْمَ.</w:t>
             </w:r>
           </w:p>
         </w:tc>
@@ -2635,7 +2635,7 @@
           <w:szCs w:val="28"/>
           <w:rtl/>
         </w:rPr>
-        <w:t xml:space="preserve">بِمَاذَا نَنْظُرُ ؟</w:t>
+        <w:t xml:space="preserve">بِمَاذَا نَرَى ؟</w:t>
       </w:r>
     </w:p>
     <w:p>
@@ -2747,7 +2747,7 @@
           <w:szCs w:val="28"/>
           <w:rtl/>
         </w:rPr>
-        <w:t xml:space="preserve">كَمْ يَدًا لِلْإِنْسَانِ ؟</w:t>
+        <w:t xml:space="preserve">بِمَاذَا نَمْشِي ؟</w:t>
       </w:r>
     </w:p>
     <w:p>
@@ -3106,7 +3106,7 @@
                 <w:szCs w:val="28"/>
                 <w:rtl/>
               </w:rPr>
-              <w:t xml:space="preserve">يَنْظُرُ الْإِنْسَانُ بِالْأُذُنَيْنِ.</w:t>
+              <w:t xml:space="preserve">نَرَى بِالْأُذُنِ.</w:t>
             </w:r>
           </w:p>
         </w:tc>
@@ -3358,7 +3358,7 @@
                 <w:szCs w:val="28"/>
                 <w:rtl/>
               </w:rPr>
-              <w:t xml:space="preserve">لِلْإِنْسَانِ رِجْلَانِ.</w:t>
+              <w:t xml:space="preserve">نَمْشِي بِالْقَدَمِ.</w:t>
             </w:r>
           </w:p>
         </w:tc>
@@ -3717,7 +3717,7 @@
           <w:sz w:val="21"/>
           <w:szCs w:val="21"/>
         </w:rPr>
-        <w:t xml:space="preserve">Havuzdaki organ adlarıyla boşlukları tamamla.</w:t>
+        <w:t xml:space="preserve">Havuzdaki ifadelerle duyu cümlelerini tamamla.</w:t>
       </w:r>
       <w:r>
         <w:rPr>
@@ -3803,7 +3803,7 @@
                 <w:szCs w:val="30"/>
                 <w:rtl/>
               </w:rPr>
-              <w:t xml:space="preserve">اَلْعَيْنُ   —   اَلْأُذُنُ   —   اَلْيَدُ   —   اَلرِّجْلُ   —   اَلْفَمُ</w:t>
+              <w:t xml:space="preserve">بِعَيْنِي   —   بِأُذُنِي   —   بِأَنْفِي   —   بِيَدِي   —   بِقَدَمِي</w:t>
             </w:r>
           </w:p>
         </w:tc>
@@ -3910,7 +3910,7 @@
                 <w:szCs w:val="28"/>
                 <w:rtl/>
               </w:rPr>
-              <w:t xml:space="preserve">……………………… لِلنَّظَرِ.</w:t>
+              <w:t xml:space="preserve">أَرَى ……………………… .</w:t>
             </w:r>
           </w:p>
         </w:tc>
@@ -3982,7 +3982,7 @@
                 <w:szCs w:val="28"/>
                 <w:rtl/>
               </w:rPr>
-              <w:t xml:space="preserve">……………………… لِلسَّمْعِ.</w:t>
+              <w:t xml:space="preserve">أَسْمَعُ ……………………… .</w:t>
             </w:r>
           </w:p>
         </w:tc>
@@ -4054,7 +4054,7 @@
                 <w:szCs w:val="28"/>
                 <w:rtl/>
               </w:rPr>
-              <w:t xml:space="preserve">……………………… لِلْكِتَابَةِ.</w:t>
+              <w:t xml:space="preserve">أَشُمُّ ……………………… .</w:t>
             </w:r>
           </w:p>
         </w:tc>
@@ -4126,7 +4126,7 @@
                 <w:szCs w:val="28"/>
                 <w:rtl/>
               </w:rPr>
-              <w:t xml:space="preserve">……………………… لِلْمَشْيِ.</w:t>
+              <w:t xml:space="preserve">أَلْمَسُ ……………………… .</w:t>
             </w:r>
           </w:p>
         </w:tc>
@@ -4198,7 +4198,7 @@
                 <w:szCs w:val="28"/>
                 <w:rtl/>
               </w:rPr>
-              <w:t xml:space="preserve">……………………… لِلْكَلَامِ.</w:t>
+              <w:t xml:space="preserve">أَمْشِي ……………………… .</w:t>
             </w:r>
           </w:p>
         </w:tc>
@@ -4245,7 +4245,7 @@
           <w:sz w:val="21"/>
           <w:szCs w:val="21"/>
         </w:rPr>
-        <w:t xml:space="preserve">Vücudunu tanıtan beş cümle yaz.</w:t>
+        <w:t xml:space="preserve">Vücudunu ve bugün nasıl hissettiğini anlatan beş cümle yaz.</w:t>
       </w:r>
       <w:r>
         <w:rPr>
@@ -4286,7 +4286,7 @@
           <w:sz w:val="18"/>
           <w:szCs w:val="18"/>
         </w:rPr>
-        <w:t xml:space="preserve">Hangi organla ne yaptığını da anlatmaya çalış.</w:t>
+        <w:t xml:space="preserve">Hangi organla ne yaptığını ve duygunu da anlatmaya çalış.</w:t>
       </w:r>
     </w:p>
     <w:tbl>
@@ -4351,7 +4351,7 @@
                 <w:szCs w:val="30"/>
                 <w:rtl/>
               </w:rPr>
-              <w:t xml:space="preserve">جِسْمِي   —   رَأْسِي   —   وَجْهِي   —   يَدَايَ   —   أَنْظُرُ   —   أَسْمَعُ</w:t>
+              <w:t xml:space="preserve">جِسْمِي   —   رَأْسِي   —   وَجْهِي   —   أَرَى   —   أَسْمَعُ   —   سَعِيدٌ   —   مُتْعَبٌ</w:t>
             </w:r>
           </w:p>
         </w:tc>
@@ -4796,7 +4796,7 @@
                 <w:sz w:val="18"/>
                 <w:szCs w:val="18"/>
               </w:rPr>
-              <w:t xml:space="preserve">1 ağız  ·  2 saç  ·  3 kalp  ·  4 karın  ·  5 parmak  ·  6 yüz  ·  7 diş  ·  8 sırt</w:t>
+              <w:t xml:space="preserve">1 ağız · 2 saç · 3 organ (uzuv) · 4 karın · 5 organlar · 6 yüz · 7 vücut · 8 sırt</w:t>
             </w:r>
           </w:p>
         </w:tc>
@@ -4859,7 +4859,7 @@
                 <w:szCs w:val="25"/>
                 <w:rtl/>
               </w:rPr>
-              <w:t xml:space="preserve">نَنْظُرُ بِالْعَيْنَيْنِ.</w:t>
+              <w:t xml:space="preserve">نَرَى بِالْعَيْنِ.</w:t>
             </w:r>
           </w:p>
           <w:p>
@@ -4877,7 +4877,7 @@
                 <w:szCs w:val="25"/>
                 <w:rtl/>
               </w:rPr>
-              <w:t xml:space="preserve">نَسْمَعُ بِالْأُذُنَيْنِ.</w:t>
+              <w:t xml:space="preserve">نَسْمَعُ بِالْأُذُنِ.</w:t>
             </w:r>
           </w:p>
           <w:p>
@@ -4895,7 +4895,7 @@
                 <w:szCs w:val="25"/>
                 <w:rtl/>
               </w:rPr>
-              <w:t xml:space="preserve">لِلْإِنْسَانِ يَدَانِ.</w:t>
+              <w:t xml:space="preserve">نَمْشِي بِالْقَدَمِ.</w:t>
             </w:r>
           </w:p>
           <w:p>
@@ -5039,7 +5039,7 @@
                 <w:szCs w:val="25"/>
                 <w:rtl/>
               </w:rPr>
-              <w:t xml:space="preserve">اَلْعَيْنُ لِلنَّظَرِ.</w:t>
+              <w:t xml:space="preserve">أَرَى بِعَيْنِي.</w:t>
             </w:r>
           </w:p>
           <w:p>
@@ -5057,7 +5057,7 @@
                 <w:szCs w:val="25"/>
                 <w:rtl/>
               </w:rPr>
-              <w:t xml:space="preserve">اَلْأُذُنُ لِلسَّمْعِ.</w:t>
+              <w:t xml:space="preserve">أَسْمَعُ بِأُذُنِي.</w:t>
             </w:r>
           </w:p>
           <w:p>
@@ -5075,7 +5075,7 @@
                 <w:szCs w:val="25"/>
                 <w:rtl/>
               </w:rPr>
-              <w:t xml:space="preserve">اَلْيَدُ لِلْكِتَابَةِ.</w:t>
+              <w:t xml:space="preserve">أَشُمُّ بِأَنْفِي.</w:t>
             </w:r>
           </w:p>
           <w:p>
@@ -5093,7 +5093,7 @@
                 <w:szCs w:val="25"/>
                 <w:rtl/>
               </w:rPr>
-              <w:t xml:space="preserve">اَلرِّجْلُ لِلْمَشْيِ.</w:t>
+              <w:t xml:space="preserve">أَلْمَسُ بِيَدِي.</w:t>
             </w:r>
           </w:p>
           <w:p>
@@ -5111,7 +5111,7 @@
                 <w:szCs w:val="25"/>
                 <w:rtl/>
               </w:rPr>
-              <w:t xml:space="preserve">اَلْفَمُ لِلْكَلَامِ.</w:t>
+              <w:t xml:space="preserve">أَمْشِي بِقَدَمِي.</w:t>
             </w:r>
           </w:p>
         </w:tc>
@@ -5174,7 +5174,7 @@
                 <w:sz w:val="18"/>
                 <w:szCs w:val="18"/>
               </w:rPr>
-              <w:t xml:space="preserve">Serbest yazma. Beklenen: en az beş cümle; en az dört organ adının kullanılması; ikil (tesniye) biçimlerinin doğru yazılması.</w:t>
+              <w:t xml:space="preserve">Serbest yazma. Beklenen: en az beş cümle; en az dört organ adı; en az bir duyu fiili (أَرَى بِـ…) ve bir duygu sıfatı (سَعِيدٌ / مُتْعَبٌ).</w:t>
             </w:r>
           </w:p>
         </w:tc>
@@ -5392,7 +5392,7 @@
                 <w:sz w:val="19"/>
                 <w:szCs w:val="19"/>
               </w:rPr>
-              <w:t xml:space="preserve">Vücudunu tanıtan en az beş cümle yazar; en az dört organ adı kullanır.</w:t>
+              <w:t xml:space="preserve">Vücudunu ve duygusunu tanıtan en az beş cümle yazar; en az dört organ adı kullanır.</w:t>
             </w:r>
           </w:p>
         </w:tc>
@@ -5485,7 +5485,7 @@
                 <w:sz w:val="19"/>
                 <w:szCs w:val="19"/>
               </w:rPr>
-              <w:t xml:space="preserve">İkil biçimi “عَيْنَانِ” örneğindeki gibi doğru kurar; fiil-özne uyumunu gözetir.</w:t>
+              <w:t xml:space="preserve">Duyu fiillerini “أَرَى بِـ…” biçiminde ve ikili “عَيْنَانِ” örneğindeki gibi doğru kurar.</w:t>
             </w:r>
           </w:p>
         </w:tc>
